--- a/Architecture_Data_Courses.docx
+++ b/Architecture_Data_Courses.docx
@@ -37,7 +37,15 @@
         <w:t>e</w:t>
       </w:r>
       <w:r>
-        <w:t xml:space="preserve"> architecture data :</w:t>
+        <w:t xml:space="preserve"> architecture </w:t>
+      </w:r>
+      <w:proofErr w:type="gramStart"/>
+      <w:r>
+        <w:t>data</w:t>
+      </w:r>
+      <w:proofErr w:type="gramEnd"/>
+      <w:r>
+        <w:t> :</w:t>
       </w:r>
     </w:p>
     <w:p>
@@ -66,217 +74,6 @@
       <w:r>
         <w:t>ETL/ELT)</w:t>
       </w:r>
-    </w:p>
-    <w:p>
-      <w:pPr>
-        <w:pStyle w:val="Paragraphedeliste"/>
-        <w:numPr>
-          <w:ilvl w:val="0"/>
-          <w:numId w:val="2"/>
-        </w:numPr>
-      </w:pPr>
-      <w:r>
-        <w:t xml:space="preserve">Stockage (Data </w:t>
-      </w:r>
-      <w:proofErr w:type="spellStart"/>
-      <w:r>
-        <w:t>lake</w:t>
-      </w:r>
-      <w:proofErr w:type="spellEnd"/>
-      <w:r>
-        <w:t>, Data Warehouse</w:t>
-      </w:r>
-      <w:r>
-        <w:t>)</w:t>
-      </w:r>
-    </w:p>
-    <w:p>
-      <w:pPr>
-        <w:pStyle w:val="Paragraphedeliste"/>
-        <w:numPr>
-          <w:ilvl w:val="0"/>
-          <w:numId w:val="2"/>
-        </w:numPr>
-      </w:pPr>
-      <w:r>
-        <w:t>Outils d’anal</w:t>
-      </w:r>
-      <w:r>
-        <w:t xml:space="preserve">yse (BI, Machine </w:t>
-      </w:r>
-      <w:proofErr w:type="spellStart"/>
-      <w:r>
-        <w:t>learning</w:t>
-      </w:r>
-      <w:proofErr w:type="spellEnd"/>
-      <w:r>
-        <w:t>)</w:t>
-      </w:r>
-      <w:r>
-        <w:t xml:space="preserve"> </w:t>
-      </w:r>
-    </w:p>
-    <w:p>
-      <w:pPr>
-        <w:pStyle w:val="Paragraphedeliste"/>
-        <w:numPr>
-          <w:ilvl w:val="0"/>
-          <w:numId w:val="2"/>
-        </w:numPr>
-      </w:pPr>
-      <w:r>
-        <w:t>Gouvernance et sécurité</w:t>
-      </w:r>
-    </w:p>
-    <w:p>
-      <w:pPr>
-        <w:pStyle w:val="Titre2"/>
-        <w:rPr>
-          <w:lang w:val="en-US"/>
-        </w:rPr>
-      </w:pPr>
-      <w:r>
-        <w:t>2. Exemple professionnel</w:t>
-      </w:r>
-      <w:r>
-        <w:rPr>
-          <w:lang w:val="en-US"/>
-        </w:rPr>
-        <w:t xml:space="preserve">. </w:t>
-      </w:r>
-    </w:p>
-    <w:p>
-      <w:r>
-        <w:t xml:space="preserve">Un entreprise </w:t>
-      </w:r>
-      <w:proofErr w:type="spellStart"/>
-      <w:r>
-        <w:t>e-commece</w:t>
-      </w:r>
-      <w:proofErr w:type="spellEnd"/>
-      <w:r>
-        <w:t xml:space="preserve"> utilise u</w:t>
-      </w:r>
-      <w:r>
-        <w:t>ne architecture pour :</w:t>
-      </w:r>
-    </w:p>
-    <w:p>
-      <w:pPr>
-        <w:pStyle w:val="Paragraphedeliste"/>
-        <w:numPr>
-          <w:ilvl w:val="0"/>
-          <w:numId w:val="2"/>
-        </w:numPr>
-      </w:pPr>
-      <w:r>
-        <w:t>Collecter les données de navigation et d’achat des clients</w:t>
-      </w:r>
-    </w:p>
-    <w:p>
-      <w:pPr>
-        <w:pStyle w:val="Paragraphedeliste"/>
-        <w:numPr>
-          <w:ilvl w:val="0"/>
-          <w:numId w:val="2"/>
-        </w:numPr>
-      </w:pPr>
-      <w:r>
-        <w:t xml:space="preserve">Les stocker dans un data </w:t>
-      </w:r>
-      <w:proofErr w:type="spellStart"/>
-      <w:r>
-        <w:t>lake</w:t>
-      </w:r>
-      <w:proofErr w:type="spellEnd"/>
-    </w:p>
-    <w:p>
-      <w:pPr>
-        <w:pStyle w:val="Paragraphedeliste"/>
-        <w:numPr>
-          <w:ilvl w:val="0"/>
-          <w:numId w:val="2"/>
-        </w:numPr>
-      </w:pPr>
-      <w:r>
-        <w:t>Les transforme via des script python et SQL</w:t>
-      </w:r>
-    </w:p>
-    <w:p>
-      <w:pPr>
-        <w:pStyle w:val="Paragraphedeliste"/>
-        <w:numPr>
-          <w:ilvl w:val="0"/>
-          <w:numId w:val="2"/>
-        </w:numPr>
-      </w:pPr>
-      <w:r>
-        <w:t>Les analyser avec Power BI pour optimiser les campagnes marketing</w:t>
-      </w:r>
-    </w:p>
-    <w:p>
-      <w:pPr>
-        <w:pStyle w:val="Titre2"/>
-      </w:pPr>
-      <w:r>
-        <w:t xml:space="preserve">3. Exercices </w:t>
-      </w:r>
-      <w:r>
-        <w:t>avec corrections</w:t>
-      </w:r>
-    </w:p>
-    <w:p>
-      <w:r>
-        <w:rPr>
-          <w:u w:val="single"/>
-        </w:rPr>
-        <w:t>Exercice :</w:t>
-      </w:r>
-      <w:r>
-        <w:t xml:space="preserve"> Identifier les composants d’une architecture data pour une application mobile de santé.</w:t>
-      </w:r>
-    </w:p>
-    <w:p>
-      <w:pPr>
-        <w:rPr>
-          <w:u w:val="single"/>
-        </w:rPr>
-      </w:pPr>
-      <w:r>
-        <w:rPr>
-          <w:u w:val="single"/>
-        </w:rPr>
-        <w:t>Solutions :</w:t>
-      </w:r>
-    </w:p>
-    <w:p>
-      <w:pPr>
-        <w:pStyle w:val="Paragraphedeliste"/>
-        <w:numPr>
-          <w:ilvl w:val="0"/>
-          <w:numId w:val="2"/>
-        </w:numPr>
-      </w:pPr>
-      <w:r>
-        <w:t>Source : capteurs de santé, formulaires utilisateurs</w:t>
-      </w:r>
-    </w:p>
-    <w:p>
-      <w:pPr>
-        <w:pStyle w:val="Paragraphedeliste"/>
-        <w:numPr>
-          <w:ilvl w:val="0"/>
-          <w:numId w:val="2"/>
-        </w:numPr>
-      </w:pPr>
-      <w:r>
-        <w:t xml:space="preserve">Pipeline : ETL avec </w:t>
-      </w:r>
-      <w:proofErr w:type="spellStart"/>
-      <w:r>
-        <w:t>Airflow</w:t>
-      </w:r>
-      <w:proofErr w:type="spellEnd"/>
     </w:p>
     <w:p>
       <w:pPr>
@@ -293,26 +90,216 @@
         <w:rPr>
           <w:lang w:val="en-US"/>
         </w:rPr>
-        <w:t xml:space="preserve">Stockage : Data warehouse </w:t>
-      </w:r>
+        <w:t>Stockage (</w:t>
+      </w:r>
+      <w:proofErr w:type="gramStart"/>
       <w:r>
         <w:rPr>
           <w:lang w:val="en-US"/>
         </w:rPr>
-        <w:t>(</w:t>
-      </w:r>
+        <w:t>Data lake</w:t>
+      </w:r>
+      <w:proofErr w:type="gramEnd"/>
       <w:r>
         <w:rPr>
           <w:lang w:val="en-US"/>
         </w:rPr>
-        <w:t>Big Q</w:t>
+        <w:t>, Data Warehouse</w:t>
       </w:r>
       <w:r>
         <w:rPr>
           <w:lang w:val="en-US"/>
         </w:rPr>
-        <w:t>uery)</w:t>
-      </w:r>
+        <w:t>)</w:t>
+      </w:r>
+    </w:p>
+    <w:p>
+      <w:pPr>
+        <w:pStyle w:val="Paragraphedeliste"/>
+        <w:numPr>
+          <w:ilvl w:val="0"/>
+          <w:numId w:val="2"/>
+        </w:numPr>
+      </w:pPr>
+      <w:r>
+        <w:t>Outils d’anal</w:t>
+      </w:r>
+      <w:r>
+        <w:t xml:space="preserve">yse (BI, Machine </w:t>
+      </w:r>
+      <w:proofErr w:type="spellStart"/>
+      <w:r>
+        <w:t>learning</w:t>
+      </w:r>
+      <w:proofErr w:type="spellEnd"/>
+      <w:r>
+        <w:t>)</w:t>
+      </w:r>
+      <w:r>
+        <w:t xml:space="preserve"> </w:t>
+      </w:r>
+    </w:p>
+    <w:p>
+      <w:pPr>
+        <w:pStyle w:val="Paragraphedeliste"/>
+        <w:numPr>
+          <w:ilvl w:val="0"/>
+          <w:numId w:val="2"/>
+        </w:numPr>
+      </w:pPr>
+      <w:r>
+        <w:t>Gouvernance et sécurité</w:t>
+      </w:r>
+    </w:p>
+    <w:p>
+      <w:pPr>
+        <w:pStyle w:val="Titre2"/>
+        <w:rPr>
+          <w:lang w:val="en-US"/>
+        </w:rPr>
+      </w:pPr>
+      <w:r>
+        <w:t>2. Exemple professionnel</w:t>
+      </w:r>
+      <w:r>
+        <w:rPr>
+          <w:lang w:val="en-US"/>
+        </w:rPr>
+        <w:t xml:space="preserve">. </w:t>
+      </w:r>
+    </w:p>
+    <w:p>
+      <w:r>
+        <w:t xml:space="preserve">Un entreprise </w:t>
+      </w:r>
+      <w:proofErr w:type="spellStart"/>
+      <w:r>
+        <w:t>e-commece</w:t>
+      </w:r>
+      <w:proofErr w:type="spellEnd"/>
+      <w:r>
+        <w:t xml:space="preserve"> utilise u</w:t>
+      </w:r>
+      <w:r>
+        <w:t>ne architecture pour :</w:t>
+      </w:r>
+    </w:p>
+    <w:p>
+      <w:pPr>
+        <w:pStyle w:val="Paragraphedeliste"/>
+        <w:numPr>
+          <w:ilvl w:val="0"/>
+          <w:numId w:val="2"/>
+        </w:numPr>
+      </w:pPr>
+      <w:r>
+        <w:t>Collecter les données de navigation et d’achat des clients</w:t>
+      </w:r>
+    </w:p>
+    <w:p>
+      <w:pPr>
+        <w:pStyle w:val="Paragraphedeliste"/>
+        <w:numPr>
+          <w:ilvl w:val="0"/>
+          <w:numId w:val="2"/>
+        </w:numPr>
+      </w:pPr>
+      <w:r>
+        <w:t xml:space="preserve">Les stocker dans un data </w:t>
+      </w:r>
+      <w:proofErr w:type="spellStart"/>
+      <w:r>
+        <w:t>lake</w:t>
+      </w:r>
+      <w:proofErr w:type="spellEnd"/>
+    </w:p>
+    <w:p>
+      <w:pPr>
+        <w:pStyle w:val="Paragraphedeliste"/>
+        <w:numPr>
+          <w:ilvl w:val="0"/>
+          <w:numId w:val="2"/>
+        </w:numPr>
+      </w:pPr>
+      <w:r>
+        <w:t>Les transforme via des script python et SQL</w:t>
+      </w:r>
+    </w:p>
+    <w:p>
+      <w:pPr>
+        <w:pStyle w:val="Paragraphedeliste"/>
+        <w:numPr>
+          <w:ilvl w:val="0"/>
+          <w:numId w:val="2"/>
+        </w:numPr>
+      </w:pPr>
+      <w:r>
+        <w:t>Les analyser avec Power BI pour optimiser les campagnes marketing</w:t>
+      </w:r>
+    </w:p>
+    <w:p>
+      <w:pPr>
+        <w:pStyle w:val="Titre2"/>
+      </w:pPr>
+      <w:r>
+        <w:t xml:space="preserve">3. Exercices </w:t>
+      </w:r>
+      <w:r>
+        <w:t>avec corrections</w:t>
+      </w:r>
+    </w:p>
+    <w:p>
+      <w:r>
+        <w:rPr>
+          <w:u w:val="single"/>
+        </w:rPr>
+        <w:t>Exercice :</w:t>
+      </w:r>
+      <w:r>
+        <w:t xml:space="preserve"> Identifier les composants d’une architecture data pour une application mobile de santé.</w:t>
+      </w:r>
+    </w:p>
+    <w:p>
+      <w:pPr>
+        <w:rPr>
+          <w:u w:val="single"/>
+        </w:rPr>
+      </w:pPr>
+      <w:r>
+        <w:rPr>
+          <w:u w:val="single"/>
+        </w:rPr>
+        <w:t>Solutions :</w:t>
+      </w:r>
+    </w:p>
+    <w:p>
+      <w:pPr>
+        <w:pStyle w:val="Paragraphedeliste"/>
+        <w:numPr>
+          <w:ilvl w:val="0"/>
+          <w:numId w:val="2"/>
+        </w:numPr>
+      </w:pPr>
+      <w:r>
+        <w:t>Source : capteurs de santé, formulaires utilisateurs</w:t>
+      </w:r>
+    </w:p>
+    <w:p>
+      <w:pPr>
+        <w:pStyle w:val="Paragraphedeliste"/>
+        <w:numPr>
+          <w:ilvl w:val="0"/>
+          <w:numId w:val="2"/>
+        </w:numPr>
+      </w:pPr>
+      <w:r>
+        <w:t xml:space="preserve">Pipeline : ETL avec </w:t>
+      </w:r>
+      <w:proofErr w:type="spellStart"/>
+      <w:r>
+        <w:t>Airflow</w:t>
+      </w:r>
+      <w:proofErr w:type="spellEnd"/>
     </w:p>
     <w:p>
       <w:pPr>
@@ -325,19 +312,37 @@
           <w:lang w:val="en-US"/>
         </w:rPr>
       </w:pPr>
-      <w:proofErr w:type="spellStart"/>
+      <w:proofErr w:type="gramStart"/>
       <w:r>
         <w:rPr>
           <w:lang w:val="en-US"/>
         </w:rPr>
-        <w:t>Analyse</w:t>
-      </w:r>
-      <w:proofErr w:type="spellEnd"/>
+        <w:t>Stockage :</w:t>
+      </w:r>
+      <w:proofErr w:type="gramEnd"/>
       <w:r>
         <w:rPr>
           <w:lang w:val="en-US"/>
         </w:rPr>
-        <w:t>: Dashboard pour Médecins</w:t>
+        <w:t xml:space="preserve"> Data warehouse </w:t>
+      </w:r>
+      <w:r>
+        <w:rPr>
+          <w:lang w:val="en-US"/>
+        </w:rPr>
+        <w:t>(</w:t>
+      </w:r>
+      <w:r>
+        <w:rPr>
+          <w:lang w:val="en-US"/>
+        </w:rPr>
+        <w:t>Big Q</w:t>
+      </w:r>
+      <w:r>
+        <w:rPr>
+          <w:lang w:val="en-US"/>
+        </w:rPr>
+        <w:t>uery)</w:t>
       </w:r>
     </w:p>
     <w:p>
@@ -356,15 +361,206 @@
         <w:rPr>
           <w:lang w:val="en-US"/>
         </w:rPr>
-        <w:t>Gouvernance</w:t>
+        <w:t>Analyse</w:t>
       </w:r>
       <w:proofErr w:type="spellEnd"/>
       <w:r>
         <w:rPr>
           <w:lang w:val="en-US"/>
         </w:rPr>
-        <w:t xml:space="preserve">: anonymization des données </w:t>
-      </w:r>
+        <w:t>: Dashboard pour Médecins</w:t>
+      </w:r>
+    </w:p>
+    <w:p/>
+    <w:p>
+      <w:pPr>
+        <w:pStyle w:val="Titre2"/>
+      </w:pPr>
+      <w:r>
+        <w:t xml:space="preserve">4. QCM 1 : </w:t>
+      </w:r>
+      <w:r>
+        <w:t xml:space="preserve">l'architecture data </w:t>
+      </w:r>
+    </w:p>
+    <w:p>
+      <w:r>
+        <w:t xml:space="preserve">1. Quelle est la principale fonction d'une architecture data ? </w:t>
+      </w:r>
+    </w:p>
+    <w:p>
+      <w:r>
+        <w:t xml:space="preserve">A. Stocker des images </w:t>
+      </w:r>
+    </w:p>
+    <w:p>
+      <w:r>
+        <w:t xml:space="preserve">B. Organiser, traiter et analyser les données </w:t>
+      </w:r>
+    </w:p>
+    <w:p>
+      <w:r>
+        <w:t xml:space="preserve">C. Créer des sites web D. Gérer les </w:t>
+      </w:r>
+      <w:proofErr w:type="gramStart"/>
+      <w:r>
+        <w:t>emails</w:t>
+      </w:r>
+      <w:proofErr w:type="gramEnd"/>
+      <w:r>
+        <w:t xml:space="preserve"> · </w:t>
+      </w:r>
+    </w:p>
+    <w:p>
+      <w:r>
+        <w:t xml:space="preserve">Réponse correcte : Organiser, traiter et analyser les données </w:t>
+      </w:r>
+    </w:p>
+    <w:p/>
+    <w:p>
+      <w:r>
+        <w:t xml:space="preserve">2. Quel est l'avantage principal d'un Data Lake ? </w:t>
+      </w:r>
+    </w:p>
+    <w:p>
+      <w:r>
+        <w:t xml:space="preserve">A. Stockage structuré uniquement </w:t>
+      </w:r>
+    </w:p>
+    <w:p>
+      <w:r>
+        <w:lastRenderedPageBreak/>
+        <w:t xml:space="preserve">B. Stockage de données non structurées à grande échelle </w:t>
+      </w:r>
+    </w:p>
+    <w:p>
+      <w:r>
+        <w:t xml:space="preserve">C. Exécution de requêtes SQL uniquement </w:t>
+      </w:r>
+    </w:p>
+    <w:p>
+      <w:r>
+        <w:t xml:space="preserve">D. Création de rapports financiers · </w:t>
+      </w:r>
+    </w:p>
+    <w:p>
+      <w:r>
+        <w:t xml:space="preserve">Réponse correcte : Stockage de données non structurées à grande échelle </w:t>
+      </w:r>
+    </w:p>
+    <w:p/>
+    <w:p>
+      <w:r>
+        <w:t xml:space="preserve">3. Quel outil est typiquement utilisé pour les processus ETL ? </w:t>
+      </w:r>
+    </w:p>
+    <w:p>
+      <w:r>
+        <w:t xml:space="preserve">A. Photoshop </w:t>
+      </w:r>
+    </w:p>
+    <w:p>
+      <w:r>
+        <w:t xml:space="preserve">B. Apache </w:t>
+      </w:r>
+      <w:proofErr w:type="spellStart"/>
+      <w:r>
+        <w:t>Airflow</w:t>
+      </w:r>
+      <w:proofErr w:type="spellEnd"/>
+      <w:r>
+        <w:t xml:space="preserve"> </w:t>
+      </w:r>
+    </w:p>
+    <w:p>
+      <w:r>
+        <w:t xml:space="preserve">C. Excel </w:t>
+      </w:r>
+    </w:p>
+    <w:p>
+      <w:r>
+        <w:t xml:space="preserve">D. PowerPoint · </w:t>
+      </w:r>
+    </w:p>
+    <w:p>
+      <w:r>
+        <w:t xml:space="preserve">Réponse correcte : Apache </w:t>
+      </w:r>
+      <w:proofErr w:type="spellStart"/>
+      <w:r>
+        <w:t>Airflow</w:t>
+      </w:r>
+      <w:proofErr w:type="spellEnd"/>
+      <w:r>
+        <w:t xml:space="preserve"> </w:t>
+      </w:r>
+    </w:p>
+    <w:p/>
+    <w:p>
+      <w:r>
+        <w:t xml:space="preserve">4. Quel langage est utilisé pour interroger une base de données relationnelle ? </w:t>
+      </w:r>
+    </w:p>
+    <w:p>
+      <w:r>
+        <w:t xml:space="preserve">A. Python </w:t>
+      </w:r>
+    </w:p>
+    <w:p>
+      <w:r>
+        <w:t xml:space="preserve">B. HTML </w:t>
+      </w:r>
+    </w:p>
+    <w:p>
+      <w:r>
+        <w:t xml:space="preserve">C. SQL </w:t>
+      </w:r>
+    </w:p>
+    <w:p>
+      <w:r>
+        <w:t xml:space="preserve">D. JavaScript · </w:t>
+      </w:r>
+    </w:p>
+    <w:p>
+      <w:r>
+        <w:t xml:space="preserve">Réponse correcte : SQL </w:t>
+      </w:r>
+    </w:p>
+    <w:p/>
+    <w:p>
+      <w:r>
+        <w:t>5. Dans l'exemple professionnel, quel secteur a été utilisé pour illustrer l'architecture data ?</w:t>
+      </w:r>
+    </w:p>
+    <w:p>
+      <w:r>
+        <w:t xml:space="preserve"> A. Santé </w:t>
+      </w:r>
+    </w:p>
+    <w:p>
+      <w:r>
+        <w:t xml:space="preserve">B. E-commerce </w:t>
+      </w:r>
+    </w:p>
+    <w:p>
+      <w:r>
+        <w:t xml:space="preserve">C. Éducation </w:t>
+      </w:r>
+    </w:p>
+    <w:p>
+      <w:r>
+        <w:t xml:space="preserve">D. Transport · </w:t>
+      </w:r>
+    </w:p>
+    <w:p>
+      <w:r>
+        <w:t xml:space="preserve">Réponse correcte : </w:t>
+      </w:r>
+      <w:proofErr w:type="spellStart"/>
+      <w:r>
+        <w:t>E-commerc</w:t>
+      </w:r>
+      <w:proofErr w:type="spellEnd"/>
     </w:p>
     <w:sectPr>
       <w:footerReference w:type="even" r:id="rId7"/>
@@ -411,6 +607,9 @@
       <w:pStyle w:val="Pieddepage"/>
     </w:pPr>
     <w:r>
+      <w:rPr>
+        <w:noProof/>
+      </w:rPr>
       <mc:AlternateContent>
         <mc:Choice Requires="wps">
           <w:drawing>
@@ -493,7 +692,6 @@
               <v:path gradientshapeok="t" o:connecttype="rect"/>
             </v:shapetype>
             <v:shape id="Zone de texte 2" o:spid="_x0000_s1026" type="#_x0000_t202" alt="SENSITIVITY : INTERNAL" style="position:absolute;margin-left:0;margin-top:0;width:96.95pt;height:25.55pt;z-index:251659264;visibility:visible;mso-wrap-style:none;mso-wrap-distance-left:0;mso-wrap-distance-top:0;mso-wrap-distance-right:0;mso-wrap-distance-bottom:0;mso-position-horizontal:left;mso-position-horizontal-relative:page;mso-position-vertical:bottom;mso-position-vertical-relative:page;v-text-anchor:bottom" o:gfxdata="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" filled="f" stroked="f">
-              <v:fill o:detectmouseclick="t"/>
               <v:textbox style="mso-fit-shape-to-text:t" inset="20pt,0,0,15pt">
                 <w:txbxContent>
                   <w:p>
@@ -535,6 +733,9 @@
       <w:pStyle w:val="Pieddepage"/>
     </w:pPr>
     <w:r>
+      <w:rPr>
+        <w:noProof/>
+      </w:rPr>
       <mc:AlternateContent>
         <mc:Choice Requires="wps">
           <w:drawing>
@@ -617,7 +818,6 @@
               <v:path gradientshapeok="t" o:connecttype="rect"/>
             </v:shapetype>
             <v:shape id="Zone de texte 3" o:spid="_x0000_s1027" type="#_x0000_t202" alt="SENSITIVITY : INTERNAL" style="position:absolute;margin-left:0;margin-top:0;width:96.95pt;height:25.55pt;z-index:251660288;visibility:visible;mso-wrap-style:none;mso-wrap-distance-left:0;mso-wrap-distance-top:0;mso-wrap-distance-right:0;mso-wrap-distance-bottom:0;mso-position-horizontal:left;mso-position-horizontal-relative:page;mso-position-vertical:bottom;mso-position-vertical-relative:page;v-text-anchor:bottom" o:gfxdata="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" filled="f" stroked="f">
-              <v:fill o:detectmouseclick="t"/>
               <v:textbox style="mso-fit-shape-to-text:t" inset="20pt,0,0,15pt">
                 <w:txbxContent>
                   <w:p>
@@ -659,6 +859,9 @@
       <w:pStyle w:val="Pieddepage"/>
     </w:pPr>
     <w:r>
+      <w:rPr>
+        <w:noProof/>
+      </w:rPr>
       <mc:AlternateContent>
         <mc:Choice Requires="wps">
           <w:drawing>
@@ -741,7 +944,6 @@
               <v:path gradientshapeok="t" o:connecttype="rect"/>
             </v:shapetype>
             <v:shape id="Zone de texte 1" o:spid="_x0000_s1028" type="#_x0000_t202" alt="SENSITIVITY : INTERNAL" style="position:absolute;margin-left:0;margin-top:0;width:96.95pt;height:25.55pt;z-index:251658240;visibility:visible;mso-wrap-style:none;mso-wrap-distance-left:0;mso-wrap-distance-top:0;mso-wrap-distance-right:0;mso-wrap-distance-bottom:0;mso-position-horizontal:left;mso-position-horizontal-relative:page;mso-position-vertical:bottom;mso-position-vertical-relative:page;v-text-anchor:bottom" o:gfxdata="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" filled="f" stroked="f">
-              <v:fill o:detectmouseclick="t"/>
               <v:textbox style="mso-fit-shape-to-text:t" inset="20pt,0,0,15pt">
                 <w:txbxContent>
                   <w:p>
